--- a/Check/测试.docx
+++ b/Check/测试.docx
@@ -89,8 +89,350 @@
       <w:r>
         <w:t>从防守方的角度来说，这是必须要在你们的加固报告里狠狠表扬的一笔，他们没有留下这种低级漏洞。</w:t>
       </w:r>
+      <w:r>
+        <w:br w:type="textWrapping"/>
+      </w:r>
+      <w:r>
+        <w:drawing>
+          <wp:inline distT="0" distB="0" distL="114300" distR="114300">
+            <wp:extent cx="5271135" cy="2211705"/>
+            <wp:effectExtent l="0" t="0" r="12065" b="10795"/>
+            <wp:docPr id="2" name="图片 1"/>
+            <wp:cNvGraphicFramePr>
+              <a:graphicFrameLocks xmlns:a="http://schemas.openxmlformats.org/drawingml/2006/main" noChangeAspect="1"/>
+            </wp:cNvGraphicFramePr>
+            <a:graphic xmlns:a="http://schemas.openxmlformats.org/drawingml/2006/main">
+              <a:graphicData uri="http://schemas.openxmlformats.org/drawingml/2006/picture">
+                <pic:pic xmlns:pic="http://schemas.openxmlformats.org/drawingml/2006/picture">
+                  <pic:nvPicPr>
+                    <pic:cNvPr id="2" name="图片 1"/>
+                    <pic:cNvPicPr>
+                      <a:picLocks noChangeAspect="1"/>
+                    </pic:cNvPicPr>
+                  </pic:nvPicPr>
+                  <pic:blipFill>
+                    <a:blip r:embed="rId5"/>
+                    <a:stretch>
+                      <a:fillRect/>
+                    </a:stretch>
+                  </pic:blipFill>
+                  <pic:spPr>
+                    <a:xfrm>
+                      <a:off x="0" y="0"/>
+                      <a:ext cx="5271135" cy="2211705"/>
+                    </a:xfrm>
+                    <a:prstGeom prst="rect">
+                      <a:avLst/>
+                    </a:prstGeom>
+                    <a:noFill/>
+                    <a:ln>
+                      <a:noFill/>
+                    </a:ln>
+                  </pic:spPr>
+                </pic:pic>
+              </a:graphicData>
+            </a:graphic>
+          </wp:inline>
+        </w:drawing>
+      </w:r>
     </w:p>
     <w:p>
+      <w:pPr>
+        <w:pStyle w:val="2"/>
+        <w:keepNext w:val="0"/>
+        <w:keepLines w:val="0"/>
+        <w:widowControl/>
+        <w:suppressLineNumbers w:val="0"/>
+        <w:rPr>
+          <w:rFonts w:hint="default" w:eastAsiaTheme="minorEastAsia"/>
+          <w:lang w:val="en-US" w:eastAsia="zh-CN"/>
+        </w:rPr>
+      </w:pPr>
+      <w:r>
+        <w:rPr>
+          <w:rFonts w:hint="eastAsia"/>
+          <w:lang w:val="en-US" w:eastAsia="zh-CN"/>
+        </w:rPr>
+        <w:t>弱口令爆破失败</w:t>
+      </w:r>
+      <w:r>
+        <w:rPr>
+          <w:rFonts w:hint="eastAsia"/>
+          <w:lang w:val="en-US" w:eastAsia="zh-CN"/>
+        </w:rPr>
+        <w:br w:type="textWrapping"/>
+      </w:r>
+    </w:p>
+    <w:p>
+      <w:pPr>
+        <w:rPr>
+          <w:rFonts w:hint="eastAsia"/>
+          <w:lang w:val="en-US" w:eastAsia="zh-CN"/>
+        </w:rPr>
+      </w:pPr>
+      <w:r>
+        <w:drawing>
+          <wp:inline distT="0" distB="0" distL="114300" distR="114300">
+            <wp:extent cx="5267960" cy="1991360"/>
+            <wp:effectExtent l="0" t="0" r="2540" b="2540"/>
+            <wp:docPr id="3" name="图片 1"/>
+            <wp:cNvGraphicFramePr>
+              <a:graphicFrameLocks xmlns:a="http://schemas.openxmlformats.org/drawingml/2006/main" noChangeAspect="1"/>
+            </wp:cNvGraphicFramePr>
+            <a:graphic xmlns:a="http://schemas.openxmlformats.org/drawingml/2006/main">
+              <a:graphicData uri="http://schemas.openxmlformats.org/drawingml/2006/picture">
+                <pic:pic xmlns:pic="http://schemas.openxmlformats.org/drawingml/2006/picture">
+                  <pic:nvPicPr>
+                    <pic:cNvPr id="3" name="图片 1"/>
+                    <pic:cNvPicPr>
+                      <a:picLocks noChangeAspect="1"/>
+                    </pic:cNvPicPr>
+                  </pic:nvPicPr>
+                  <pic:blipFill>
+                    <a:blip r:embed="rId6"/>
+                    <a:stretch>
+                      <a:fillRect/>
+                    </a:stretch>
+                  </pic:blipFill>
+                  <pic:spPr>
+                    <a:xfrm>
+                      <a:off x="0" y="0"/>
+                      <a:ext cx="5267960" cy="1991360"/>
+                    </a:xfrm>
+                    <a:prstGeom prst="rect">
+                      <a:avLst/>
+                    </a:prstGeom>
+                    <a:noFill/>
+                    <a:ln>
+                      <a:noFill/>
+                    </a:ln>
+                  </pic:spPr>
+                </pic:pic>
+              </a:graphicData>
+            </a:graphic>
+          </wp:inline>
+        </w:drawing>
+      </w:r>
+      <w:r>
+        <w:br w:type="textWrapping"/>
+      </w:r>
+      <w:r>
+        <w:rPr>
+          <w:rFonts w:hint="eastAsia"/>
+          <w:lang w:val="en-US" w:eastAsia="zh-CN"/>
+        </w:rPr>
+        <w:t>说明存在SQL漏洞</w:t>
+      </w:r>
+      <w:r>
+        <w:rPr>
+          <w:rFonts w:hint="eastAsia"/>
+          <w:lang w:val="en-US" w:eastAsia="zh-CN"/>
+        </w:rPr>
+        <w:br w:type="textWrapping"/>
+      </w:r>
+    </w:p>
+    <w:p>
+      <w:pPr>
+        <w:rPr>
+          <w:rFonts w:hint="eastAsia" w:ascii="宋体" w:hAnsi="宋体" w:eastAsia="宋体" w:cs="宋体"/>
+          <w:sz w:val="24"/>
+          <w:szCs w:val="24"/>
+          <w:lang w:val="en-US" w:eastAsia="zh-CN"/>
+        </w:rPr>
+      </w:pPr>
+      <w:r>
+        <w:drawing>
+          <wp:inline distT="0" distB="0" distL="114300" distR="114300">
+            <wp:extent cx="5271770" cy="5314950"/>
+            <wp:effectExtent l="0" t="0" r="11430" b="6350"/>
+            <wp:docPr id="6" name="图片 4"/>
+            <wp:cNvGraphicFramePr>
+              <a:graphicFrameLocks xmlns:a="http://schemas.openxmlformats.org/drawingml/2006/main" noChangeAspect="1"/>
+            </wp:cNvGraphicFramePr>
+            <a:graphic xmlns:a="http://schemas.openxmlformats.org/drawingml/2006/main">
+              <a:graphicData uri="http://schemas.openxmlformats.org/drawingml/2006/picture">
+                <pic:pic xmlns:pic="http://schemas.openxmlformats.org/drawingml/2006/picture">
+                  <pic:nvPicPr>
+                    <pic:cNvPr id="6" name="图片 4"/>
+                    <pic:cNvPicPr>
+                      <a:picLocks noChangeAspect="1"/>
+                    </pic:cNvPicPr>
+                  </pic:nvPicPr>
+                  <pic:blipFill>
+                    <a:blip r:embed="rId7"/>
+                    <a:stretch>
+                      <a:fillRect/>
+                    </a:stretch>
+                  </pic:blipFill>
+                  <pic:spPr>
+                    <a:xfrm>
+                      <a:off x="0" y="0"/>
+                      <a:ext cx="5271770" cy="5314950"/>
+                    </a:xfrm>
+                    <a:prstGeom prst="rect">
+                      <a:avLst/>
+                    </a:prstGeom>
+                    <a:noFill/>
+                    <a:ln>
+                      <a:noFill/>
+                    </a:ln>
+                  </pic:spPr>
+                </pic:pic>
+              </a:graphicData>
+            </a:graphic>
+          </wp:inline>
+        </w:drawing>
+      </w:r>
+      <w:r>
+        <w:br w:type="textWrapping"/>
+      </w:r>
+      <w:r>
+        <w:rPr>
+          <w:rFonts w:hint="eastAsia"/>
+          <w:lang w:val="en-US" w:eastAsia="zh-CN"/>
+        </w:rPr>
+        <w:t>使用sqlmap</w:t>
+      </w:r>
+      <w:r>
+        <w:rPr>
+          <w:rFonts w:ascii="宋体" w:hAnsi="宋体" w:eastAsia="宋体" w:cs="宋体"/>
+          <w:sz w:val="24"/>
+          <w:szCs w:val="24"/>
+        </w:rPr>
+        <w:t>命中</w:t>
+      </w:r>
+      <w:r>
+        <w:rPr>
+          <w:rFonts w:hint="eastAsia" w:ascii="宋体" w:hAnsi="宋体" w:eastAsia="宋体" w:cs="宋体"/>
+          <w:sz w:val="24"/>
+          <w:szCs w:val="24"/>
+          <w:lang w:val="en-US" w:eastAsia="zh-CN"/>
+        </w:rPr>
+        <w:t>成功识别注入点，确认有效</w:t>
+      </w:r>
+    </w:p>
+    <w:p>
+      <w:pPr>
+        <w:rPr>
+          <w:rFonts w:hint="default" w:ascii="宋体" w:hAnsi="宋体" w:cs="宋体" w:eastAsiaTheme="minorEastAsia"/>
+          <w:sz w:val="24"/>
+          <w:szCs w:val="24"/>
+          <w:lang w:val="en-US" w:eastAsia="zh-CN"/>
+        </w:rPr>
+      </w:pPr>
+      <w:r>
+        <w:drawing>
+          <wp:inline distT="0" distB="0" distL="114300" distR="114300">
+            <wp:extent cx="5270500" cy="4221480"/>
+            <wp:effectExtent l="0" t="0" r="0" b="7620"/>
+            <wp:docPr id="7" name="图片 5"/>
+            <wp:cNvGraphicFramePr>
+              <a:graphicFrameLocks xmlns:a="http://schemas.openxmlformats.org/drawingml/2006/main" noChangeAspect="1"/>
+            </wp:cNvGraphicFramePr>
+            <a:graphic xmlns:a="http://schemas.openxmlformats.org/drawingml/2006/main">
+              <a:graphicData uri="http://schemas.openxmlformats.org/drawingml/2006/picture">
+                <pic:pic xmlns:pic="http://schemas.openxmlformats.org/drawingml/2006/picture">
+                  <pic:nvPicPr>
+                    <pic:cNvPr id="7" name="图片 5"/>
+                    <pic:cNvPicPr>
+                      <a:picLocks noChangeAspect="1"/>
+                    </pic:cNvPicPr>
+                  </pic:nvPicPr>
+                  <pic:blipFill>
+                    <a:blip r:embed="rId8"/>
+                    <a:stretch>
+                      <a:fillRect/>
+                    </a:stretch>
+                  </pic:blipFill>
+                  <pic:spPr>
+                    <a:xfrm>
+                      <a:off x="0" y="0"/>
+                      <a:ext cx="5270500" cy="4221480"/>
+                    </a:xfrm>
+                    <a:prstGeom prst="rect">
+                      <a:avLst/>
+                    </a:prstGeom>
+                    <a:noFill/>
+                    <a:ln>
+                      <a:noFill/>
+                    </a:ln>
+                  </pic:spPr>
+                </pic:pic>
+              </a:graphicData>
+            </a:graphic>
+          </wp:inline>
+        </w:drawing>
+      </w:r>
+      <w:r>
+        <w:br w:type="textWrapping"/>
+      </w:r>
+      <w:r>
+        <w:rPr>
+          <w:rFonts w:hint="eastAsia"/>
+          <w:lang w:val="en-US" w:eastAsia="zh-CN"/>
+        </w:rPr>
+        <w:t>使用dump把当前数据库的数据导出来</w:t>
+      </w:r>
+      <w:r>
+        <w:rPr>
+          <w:rFonts w:hint="eastAsia"/>
+          <w:lang w:val="en-US" w:eastAsia="zh-CN"/>
+        </w:rPr>
+        <w:br w:type="textWrapping"/>
+      </w:r>
+      <w:r>
+        <w:drawing>
+          <wp:inline distT="0" distB="0" distL="114300" distR="114300">
+            <wp:extent cx="5271770" cy="4653915"/>
+            <wp:effectExtent l="0" t="0" r="11430" b="6985"/>
+            <wp:docPr id="4" name="图片 2"/>
+            <wp:cNvGraphicFramePr>
+              <a:graphicFrameLocks xmlns:a="http://schemas.openxmlformats.org/drawingml/2006/main" noChangeAspect="1"/>
+            </wp:cNvGraphicFramePr>
+            <a:graphic xmlns:a="http://schemas.openxmlformats.org/drawingml/2006/main">
+              <a:graphicData uri="http://schemas.openxmlformats.org/drawingml/2006/picture">
+                <pic:pic xmlns:pic="http://schemas.openxmlformats.org/drawingml/2006/picture">
+                  <pic:nvPicPr>
+                    <pic:cNvPr id="4" name="图片 2"/>
+                    <pic:cNvPicPr>
+                      <a:picLocks noChangeAspect="1"/>
+                    </pic:cNvPicPr>
+                  </pic:nvPicPr>
+                  <pic:blipFill>
+                    <a:blip r:embed="rId9"/>
+                    <a:stretch>
+                      <a:fillRect/>
+                    </a:stretch>
+                  </pic:blipFill>
+                  <pic:spPr>
+                    <a:xfrm>
+                      <a:off x="0" y="0"/>
+                      <a:ext cx="5271770" cy="4653915"/>
+                    </a:xfrm>
+                    <a:prstGeom prst="rect">
+                      <a:avLst/>
+                    </a:prstGeom>
+                    <a:noFill/>
+                    <a:ln>
+                      <a:noFill/>
+                    </a:ln>
+                  </pic:spPr>
+                </pic:pic>
+              </a:graphicData>
+            </a:graphic>
+          </wp:inline>
+        </w:drawing>
+      </w:r>
+      <w:r>
+        <w:br w:type="textWrapping"/>
+      </w:r>
+      <w:r>
+        <w:rPr>
+          <w:rFonts w:hint="eastAsia"/>
+          <w:lang w:val="en-US" w:eastAsia="zh-CN"/>
+        </w:rPr>
+        <w:t>执行‘ or 1=1 #获得用户信息</w:t>
+      </w:r>
       <w:bookmarkStart w:id="0" w:name="_GoBack"/>
       <w:bookmarkEnd w:id="0"/>
     </w:p>
@@ -207,7 +549,7 @@
     <w:lsdException w:unhideWhenUsed="0" w:uiPriority="0" w:semiHidden="0" w:name="Document Map"/>
     <w:lsdException w:unhideWhenUsed="0" w:uiPriority="0" w:semiHidden="0" w:name="Plain Text"/>
     <w:lsdException w:unhideWhenUsed="0" w:uiPriority="0" w:semiHidden="0" w:name="E-mail Signature"/>
-    <w:lsdException w:unhideWhenUsed="0" w:uiPriority="0" w:semiHidden="0" w:name="Normal (Web)"/>
+    <w:lsdException w:qFormat="1" w:unhideWhenUsed="0" w:uiPriority="0" w:semiHidden="0" w:name="Normal (Web)"/>
     <w:lsdException w:unhideWhenUsed="0" w:uiPriority="0" w:semiHidden="0" w:name="HTML Acronym"/>
     <w:lsdException w:unhideWhenUsed="0" w:uiPriority="0" w:semiHidden="0" w:name="HTML Address"/>
     <w:lsdException w:unhideWhenUsed="0" w:uiPriority="0" w:semiHidden="0" w:name="HTML Cite"/>
@@ -218,7 +560,7 @@
     <w:lsdException w:unhideWhenUsed="0" w:uiPriority="0" w:semiHidden="0" w:name="HTML Sample"/>
     <w:lsdException w:unhideWhenUsed="0" w:uiPriority="0" w:semiHidden="0" w:name="HTML Typewriter"/>
     <w:lsdException w:unhideWhenUsed="0" w:uiPriority="0" w:semiHidden="0" w:name="HTML Variable"/>
-    <w:lsdException w:unhideWhenUsed="0" w:uiPriority="0" w:name="Normal Table"/>
+    <w:lsdException w:qFormat="1" w:unhideWhenUsed="0" w:uiPriority="0" w:name="Normal Table"/>
     <w:lsdException w:unhideWhenUsed="0" w:uiPriority="0" w:semiHidden="0" w:name="annotation subject"/>
     <w:lsdException w:unhideWhenUsed="0" w:uiPriority="0" w:semiHidden="0" w:name="Table Simple 1"/>
     <w:lsdException w:unhideWhenUsed="0" w:uiPriority="0" w:semiHidden="0" w:name="Table Simple 2"/>
@@ -388,6 +730,7 @@
   <w:style w:type="table" w:default="1" w:styleId="3">
     <w:name w:val="Normal Table"/>
     <w:semiHidden/>
+    <w:qFormat/>
     <w:uiPriority w:val="0"/>
     <w:tblPr>
       <w:tblCellMar>
@@ -401,6 +744,7 @@
   <w:style w:type="paragraph" w:styleId="2">
     <w:name w:val="Normal (Web)"/>
     <w:basedOn w:val="1"/>
+    <w:qFormat/>
     <w:uiPriority w:val="0"/>
     <w:pPr>
       <w:spacing w:before="0" w:beforeAutospacing="1" w:after="0" w:afterAutospacing="1"/>

--- a/Check/测试.docx
+++ b/Check/测试.docx
@@ -49,7 +49,7 @@
     </w:p>
     <w:p>
       <w:pPr>
-        <w:pStyle w:val="2"/>
+        <w:pStyle w:val="3"/>
         <w:keepNext w:val="0"/>
         <w:keepLines w:val="0"/>
         <w:widowControl/>
@@ -60,7 +60,7 @@
       </w:r>
       <w:r>
         <w:rPr>
-          <w:rStyle w:val="5"/>
+          <w:rStyle w:val="6"/>
         </w:rPr>
         <w:t>530 Login incorrect</w:t>
       </w:r>
@@ -80,7 +80,7 @@
     </w:p>
     <w:p>
       <w:pPr>
-        <w:pStyle w:val="2"/>
+        <w:pStyle w:val="3"/>
         <w:keepNext w:val="0"/>
         <w:keepLines w:val="0"/>
         <w:widowControl/>
@@ -138,7 +138,7 @@
     </w:p>
     <w:p>
       <w:pPr>
-        <w:pStyle w:val="2"/>
+        <w:pStyle w:val="3"/>
         <w:keepNext w:val="0"/>
         <w:keepLines w:val="0"/>
         <w:widowControl/>
@@ -312,14 +312,6 @@
       </w:r>
     </w:p>
     <w:p>
-      <w:pPr>
-        <w:rPr>
-          <w:rFonts w:hint="default" w:ascii="宋体" w:hAnsi="宋体" w:cs="宋体" w:eastAsiaTheme="minorEastAsia"/>
-          <w:sz w:val="24"/>
-          <w:szCs w:val="24"/>
-          <w:lang w:val="en-US" w:eastAsia="zh-CN"/>
-        </w:rPr>
-      </w:pPr>
       <w:r>
         <w:drawing>
           <wp:inline distT="0" distB="0" distL="114300" distR="114300">
@@ -433,6 +425,189 @@
         </w:rPr>
         <w:t>执行‘ or 1=1 #获得用户信息</w:t>
       </w:r>
+      <w:r>
+        <w:rPr>
+          <w:rFonts w:hint="eastAsia"/>
+          <w:lang w:val="en-US" w:eastAsia="zh-CN"/>
+        </w:rPr>
+        <w:br w:type="textWrapping"/>
+      </w:r>
+      <w:r>
+        <w:drawing>
+          <wp:inline distT="0" distB="0" distL="114300" distR="114300">
+            <wp:extent cx="5269230" cy="5213350"/>
+            <wp:effectExtent l="0" t="0" r="1270" b="6350"/>
+            <wp:docPr id="5" name="图片 1"/>
+            <wp:cNvGraphicFramePr>
+              <a:graphicFrameLocks xmlns:a="http://schemas.openxmlformats.org/drawingml/2006/main" noChangeAspect="1"/>
+            </wp:cNvGraphicFramePr>
+            <a:graphic xmlns:a="http://schemas.openxmlformats.org/drawingml/2006/main">
+              <a:graphicData uri="http://schemas.openxmlformats.org/drawingml/2006/picture">
+                <pic:pic xmlns:pic="http://schemas.openxmlformats.org/drawingml/2006/picture">
+                  <pic:nvPicPr>
+                    <pic:cNvPr id="5" name="图片 1"/>
+                    <pic:cNvPicPr>
+                      <a:picLocks noChangeAspect="1"/>
+                    </pic:cNvPicPr>
+                  </pic:nvPicPr>
+                  <pic:blipFill>
+                    <a:blip r:embed="rId10"/>
+                    <a:stretch>
+                      <a:fillRect/>
+                    </a:stretch>
+                  </pic:blipFill>
+                  <pic:spPr>
+                    <a:xfrm>
+                      <a:off x="0" y="0"/>
+                      <a:ext cx="5269230" cy="5213350"/>
+                    </a:xfrm>
+                    <a:prstGeom prst="rect">
+                      <a:avLst/>
+                    </a:prstGeom>
+                    <a:noFill/>
+                    <a:ln>
+                      <a:noFill/>
+                    </a:ln>
+                  </pic:spPr>
+                </pic:pic>
+              </a:graphicData>
+            </a:graphic>
+          </wp:inline>
+        </w:drawing>
+      </w:r>
+    </w:p>
+    <w:p>
+      <w:pPr>
+        <w:widowControl w:val="0"/>
+        <w:jc w:val="both"/>
+        <w:rPr>
+          <w:rFonts w:asciiTheme="minorHAnsi" w:hAnsiTheme="minorHAnsi" w:eastAsiaTheme="minorEastAsia" w:cstheme="minorBidi"/>
+          <w:kern w:val="2"/>
+          <w:sz w:val="21"/>
+          <w:szCs w:val="24"/>
+          <w:lang w:val="en-US" w:eastAsia="zh-CN" w:bidi="ar-SA"/>
+        </w:rPr>
+      </w:pPr>
+      <w:r>
+        <w:rPr>
+          <w:rFonts w:asciiTheme="minorHAnsi" w:hAnsiTheme="minorHAnsi" w:eastAsiaTheme="minorEastAsia" w:cstheme="minorBidi"/>
+          <w:kern w:val="2"/>
+          <w:sz w:val="21"/>
+          <w:szCs w:val="24"/>
+          <w:lang w:val="en-US" w:eastAsia="zh-CN" w:bidi="ar-SA"/>
+        </w:rPr>
+        <w:t>--os-shell尝试失败了，所有的路径（如/var/www/html/等）都提示unable to upload the file stager（无法上传文件）。为什么会失败？这是非常符合预期的安全现象，原因主要有两个：</w:t>
+      </w:r>
+    </w:p>
+    <w:p>
+      <w:pPr>
+        <w:keepNext w:val="0"/>
+        <w:keepLines w:val="0"/>
+        <w:widowControl/>
+        <w:numPr>
+          <w:ilvl w:val="0"/>
+          <w:numId w:val="1"/>
+        </w:numPr>
+        <w:suppressLineNumbers w:val="0"/>
+        <w:spacing w:before="0" w:beforeAutospacing="1" w:after="0" w:afterAutospacing="1"/>
+        <w:ind w:left="1440" w:hanging="360"/>
+      </w:pPr>
+    </w:p>
+    <w:p>
+      <w:pPr>
+        <w:ind w:leftChars="0"/>
+        <w:rPr>
+          <w:rFonts w:asciiTheme="minorHAnsi" w:hAnsiTheme="minorHAnsi" w:eastAsiaTheme="minorEastAsia" w:cstheme="minorBidi"/>
+          <w:kern w:val="2"/>
+          <w:sz w:val="21"/>
+          <w:szCs w:val="24"/>
+          <w:lang w:val="en-US" w:eastAsia="zh-CN" w:bidi="ar-SA"/>
+        </w:rPr>
+      </w:pPr>
+      <w:r>
+        <w:rPr>
+          <w:rFonts w:asciiTheme="minorHAnsi" w:hAnsiTheme="minorHAnsi" w:eastAsiaTheme="minorEastAsia" w:cstheme="minorBidi"/>
+          <w:kern w:val="2"/>
+          <w:sz w:val="21"/>
+          <w:szCs w:val="24"/>
+          <w:lang w:val="en-US" w:eastAsia="zh-CN" w:bidi="ar-SA"/>
+        </w:rPr>
+        <w:t>数据库用户权限不够高：虽然存在 SQL 注入，但当前连接数据库的 MySQL 用户可能不是系统最高权限的root，或者没有开启全局的写文件权限。</w:t>
+      </w:r>
+    </w:p>
+    <w:p>
+      <w:pPr>
+        <w:keepNext w:val="0"/>
+        <w:keepLines w:val="0"/>
+        <w:widowControl/>
+        <w:numPr>
+          <w:ilvl w:val="0"/>
+          <w:numId w:val="1"/>
+        </w:numPr>
+        <w:suppressLineNumbers w:val="0"/>
+        <w:spacing w:before="0" w:beforeAutospacing="1" w:after="0" w:afterAutospacing="1"/>
+        <w:ind w:left="1440" w:hanging="360"/>
+      </w:pPr>
+    </w:p>
+    <w:p>
+      <w:pPr>
+        <w:keepNext w:val="0"/>
+        <w:keepLines w:val="0"/>
+        <w:widowControl/>
+        <w:numPr>
+          <w:ilvl w:val="0"/>
+          <w:numId w:val="1"/>
+        </w:numPr>
+        <w:suppressLineNumbers w:val="0"/>
+        <w:spacing w:before="0" w:beforeAutospacing="1" w:after="0" w:afterAutospacing="1"/>
+        <w:ind w:left="1440" w:hanging="360"/>
+      </w:pPr>
+    </w:p>
+    <w:p>
+      <w:pPr>
+        <w:widowControl w:val="0"/>
+        <w:ind w:leftChars="0"/>
+        <w:jc w:val="both"/>
+        <w:rPr>
+          <w:rFonts w:asciiTheme="minorHAnsi" w:hAnsiTheme="minorHAnsi" w:eastAsiaTheme="minorEastAsia" w:cstheme="minorBidi"/>
+          <w:kern w:val="2"/>
+          <w:sz w:val="21"/>
+          <w:szCs w:val="24"/>
+          <w:lang w:val="en-US" w:eastAsia="zh-CN" w:bidi="ar-SA"/>
+        </w:rPr>
+      </w:pPr>
+      <w:r>
+        <w:rPr>
+          <w:rFonts w:asciiTheme="minorHAnsi" w:hAnsiTheme="minorHAnsi" w:eastAsiaTheme="minorEastAsia" w:cstheme="minorBidi"/>
+          <w:kern w:val="2"/>
+          <w:sz w:val="21"/>
+          <w:szCs w:val="24"/>
+          <w:lang w:val="en-US" w:eastAsia="zh-CN" w:bidi="ar-SA"/>
+        </w:rPr>
+        <w:t>网站根目录没有写权限：为了安全起见，通常 Linux 里的网站根目录（如/var/www/html）只允许www-data用户写入，而 MySQL 数据库进程没有权限往里面直接扔 PHP 文件。</w:t>
+      </w:r>
+    </w:p>
+    <w:p>
+      <w:pPr>
+        <w:keepNext w:val="0"/>
+        <w:keepLines w:val="0"/>
+        <w:widowControl/>
+        <w:numPr>
+          <w:ilvl w:val="0"/>
+          <w:numId w:val="1"/>
+        </w:numPr>
+        <w:suppressLineNumbers w:val="0"/>
+        <w:spacing w:before="0" w:beforeAutospacing="1" w:after="0" w:afterAutospacing="1"/>
+        <w:ind w:left="1440" w:hanging="360"/>
+      </w:pPr>
+    </w:p>
+    <w:p>
+      <w:pPr>
+        <w:rPr>
+          <w:rFonts w:hint="default"/>
+          <w:lang w:val="en-US" w:eastAsia="zh-CN"/>
+        </w:rPr>
+      </w:pPr>
       <w:bookmarkStart w:id="0" w:name="_GoBack"/>
       <w:bookmarkEnd w:id="0"/>
     </w:p>
@@ -444,6 +619,163 @@
     </w:sectPr>
   </w:body>
 </w:document>
+</file>
+
+<file path=word/numbering.xml><?xml version="1.0" encoding="utf-8"?>
+<w:numbering xmlns:wpc="http://schemas.microsoft.com/office/word/2010/wordprocessingCanvas" xmlns:mc="http://schemas.openxmlformats.org/markup-compatibility/2006" xmlns:o="urn:schemas-microsoft-com:office:office" xmlns:r="http://schemas.openxmlformats.org/officeDocument/2006/relationships" xmlns:m="http://schemas.openxmlformats.org/officeDocument/2006/math" xmlns:v="urn:schemas-microsoft-com:vml" xmlns:wp14="http://schemas.microsoft.com/office/word/2010/wordprocessingDrawing" xmlns:wp="http://schemas.openxmlformats.org/drawingml/2006/wordprocessingDrawing" xmlns:w10="urn:schemas-microsoft-com:office:word" xmlns:w="http://schemas.openxmlformats.org/wordprocessingml/2006/main" xmlns:w14="http://schemas.microsoft.com/office/word/2010/wordml" xmlns:wpg="http://schemas.microsoft.com/office/word/2010/wordprocessingGroup" xmlns:wpi="http://schemas.microsoft.com/office/word/2010/wordprocessingInk" xmlns:wne="http://schemas.microsoft.com/office/word/2006/wordml" xmlns:wps="http://schemas.microsoft.com/office/word/2010/wordprocessingShape" xmlns:wpsCustomData="http://www.wps.cn/officeDocument/2013/wpsCustomData" mc:Ignorable="w14 wp14">
+  <w:abstractNum w:abstractNumId="0">
+    <w:nsid w:val="7AD0B347"/>
+    <w:multiLevelType w:val="multilevel"/>
+    <w:tmpl w:val="7AD0B347"/>
+    <w:lvl w:ilvl="0" w:tentative="0">
+      <w:start w:val="1"/>
+      <w:numFmt w:val="decimal"/>
+      <w:lvlText w:val="%1."/>
+      <w:lvlJc w:val="left"/>
+      <w:pPr>
+        <w:tabs>
+          <w:tab w:val="left" w:pos="720"/>
+        </w:tabs>
+        <w:ind w:left="720" w:hanging="360"/>
+      </w:pPr>
+      <w:rPr>
+        <w:sz w:val="24"/>
+        <w:szCs w:val="24"/>
+      </w:rPr>
+    </w:lvl>
+    <w:lvl w:ilvl="1" w:tentative="0">
+      <w:start w:val="1"/>
+      <w:numFmt w:val="decimal"/>
+      <w:lvlText w:val="%2."/>
+      <w:lvlJc w:val="left"/>
+      <w:pPr>
+        <w:tabs>
+          <w:tab w:val="left" w:pos="1440"/>
+        </w:tabs>
+        <w:ind w:left="1440" w:hanging="360"/>
+      </w:pPr>
+      <w:rPr>
+        <w:sz w:val="24"/>
+        <w:szCs w:val="24"/>
+      </w:rPr>
+    </w:lvl>
+    <w:lvl w:ilvl="2" w:tentative="0">
+      <w:start w:val="1"/>
+      <w:numFmt w:val="decimal"/>
+      <w:lvlText w:val="%3."/>
+      <w:lvlJc w:val="left"/>
+      <w:pPr>
+        <w:tabs>
+          <w:tab w:val="left" w:pos="2160"/>
+        </w:tabs>
+        <w:ind w:left="2160" w:hanging="360"/>
+      </w:pPr>
+      <w:rPr>
+        <w:sz w:val="24"/>
+        <w:szCs w:val="24"/>
+      </w:rPr>
+    </w:lvl>
+    <w:lvl w:ilvl="3" w:tentative="0">
+      <w:start w:val="1"/>
+      <w:numFmt w:val="decimal"/>
+      <w:lvlText w:val="%4."/>
+      <w:lvlJc w:val="left"/>
+      <w:pPr>
+        <w:tabs>
+          <w:tab w:val="left" w:pos="2517"/>
+        </w:tabs>
+        <w:ind w:left="2880" w:hanging="360"/>
+      </w:pPr>
+      <w:rPr>
+        <w:sz w:val="24"/>
+        <w:szCs w:val="24"/>
+      </w:rPr>
+    </w:lvl>
+    <w:lvl w:ilvl="4" w:tentative="0">
+      <w:start w:val="1"/>
+      <w:numFmt w:val="decimal"/>
+      <w:lvlText w:val="%5."/>
+      <w:lvlJc w:val="left"/>
+      <w:pPr>
+        <w:tabs>
+          <w:tab w:val="left" w:pos="3238"/>
+        </w:tabs>
+        <w:ind w:left="3600" w:hanging="360"/>
+      </w:pPr>
+      <w:rPr>
+        <w:sz w:val="24"/>
+        <w:szCs w:val="24"/>
+      </w:rPr>
+    </w:lvl>
+    <w:lvl w:ilvl="5" w:tentative="0">
+      <w:start w:val="1"/>
+      <w:numFmt w:val="decimal"/>
+      <w:lvlText w:val="%6."/>
+      <w:lvlJc w:val="left"/>
+      <w:pPr>
+        <w:tabs>
+          <w:tab w:val="left" w:pos="3958"/>
+        </w:tabs>
+        <w:ind w:left="4320" w:hanging="360"/>
+      </w:pPr>
+      <w:rPr>
+        <w:sz w:val="24"/>
+        <w:szCs w:val="24"/>
+      </w:rPr>
+    </w:lvl>
+    <w:lvl w:ilvl="6" w:tentative="0">
+      <w:start w:val="1"/>
+      <w:numFmt w:val="decimal"/>
+      <w:lvlText w:val="%7."/>
+      <w:lvlJc w:val="left"/>
+      <w:pPr>
+        <w:tabs>
+          <w:tab w:val="left" w:pos="4678"/>
+        </w:tabs>
+        <w:ind w:left="5040" w:hanging="360"/>
+      </w:pPr>
+      <w:rPr>
+        <w:sz w:val="24"/>
+        <w:szCs w:val="24"/>
+      </w:rPr>
+    </w:lvl>
+    <w:lvl w:ilvl="7" w:tentative="0">
+      <w:start w:val="1"/>
+      <w:numFmt w:val="decimal"/>
+      <w:lvlText w:val="%8."/>
+      <w:lvlJc w:val="left"/>
+      <w:pPr>
+        <w:tabs>
+          <w:tab w:val="left" w:pos="5398"/>
+        </w:tabs>
+        <w:ind w:left="5760" w:hanging="360"/>
+      </w:pPr>
+      <w:rPr>
+        <w:sz w:val="24"/>
+        <w:szCs w:val="24"/>
+      </w:rPr>
+    </w:lvl>
+    <w:lvl w:ilvl="8" w:tentative="0">
+      <w:start w:val="1"/>
+      <w:numFmt w:val="decimal"/>
+      <w:lvlText w:val="%9."/>
+      <w:lvlJc w:val="left"/>
+      <w:pPr>
+        <w:tabs>
+          <w:tab w:val="left" w:pos="6118"/>
+        </w:tabs>
+        <w:ind w:left="6480" w:hanging="360"/>
+      </w:pPr>
+      <w:rPr>
+        <w:sz w:val="24"/>
+        <w:szCs w:val="24"/>
+      </w:rPr>
+    </w:lvl>
+  </w:abstractNum>
+  <w:num w:numId="1">
+    <w:abstractNumId w:val="0"/>
+  </w:num>
+</w:numbering>
 </file>
 
 <file path=word/styles.xml><?xml version="1.0" encoding="utf-8"?>
@@ -722,12 +1054,34 @@
       <w:lang w:val="en-US" w:eastAsia="zh-CN" w:bidi="ar-SA"/>
     </w:rPr>
   </w:style>
-  <w:style w:type="character" w:default="1" w:styleId="4">
+  <w:style w:type="paragraph" w:styleId="2">
+    <w:name w:val="heading 3"/>
+    <w:basedOn w:val="1"/>
+    <w:next w:val="1"/>
+    <w:semiHidden/>
+    <w:unhideWhenUsed/>
+    <w:qFormat/>
+    <w:uiPriority w:val="0"/>
+    <w:pPr>
+      <w:spacing w:before="0" w:beforeAutospacing="1" w:after="0" w:afterAutospacing="1"/>
+      <w:jc w:val="left"/>
+    </w:pPr>
+    <w:rPr>
+      <w:rFonts w:hint="eastAsia" w:ascii="宋体" w:hAnsi="宋体" w:eastAsia="宋体" w:cs="宋体"/>
+      <w:b/>
+      <w:bCs/>
+      <w:kern w:val="0"/>
+      <w:sz w:val="27"/>
+      <w:szCs w:val="27"/>
+      <w:lang w:val="en-US" w:eastAsia="zh-CN" w:bidi="ar"/>
+    </w:rPr>
+  </w:style>
+  <w:style w:type="character" w:default="1" w:styleId="5">
     <w:name w:val="Default Paragraph Font"/>
     <w:semiHidden/>
     <w:uiPriority w:val="0"/>
   </w:style>
-  <w:style w:type="table" w:default="1" w:styleId="3">
+  <w:style w:type="table" w:default="1" w:styleId="4">
     <w:name w:val="Normal Table"/>
     <w:semiHidden/>
     <w:qFormat/>
@@ -741,7 +1095,7 @@
       </w:tblCellMar>
     </w:tblPr>
   </w:style>
-  <w:style w:type="paragraph" w:styleId="2">
+  <w:style w:type="paragraph" w:styleId="3">
     <w:name w:val="Normal (Web)"/>
     <w:basedOn w:val="1"/>
     <w:qFormat/>
@@ -757,9 +1111,9 @@
       <w:lang w:val="en-US" w:eastAsia="zh-CN" w:bidi="ar"/>
     </w:rPr>
   </w:style>
-  <w:style w:type="character" w:styleId="5">
+  <w:style w:type="character" w:styleId="6">
     <w:name w:val="HTML Code"/>
-    <w:basedOn w:val="4"/>
+    <w:basedOn w:val="5"/>
     <w:uiPriority w:val="0"/>
     <w:rPr>
       <w:rFonts w:ascii="Courier New" w:hAnsi="Courier New"/>
